--- a/6th semester/e governance/case study Integrated E-governance.docx
+++ b/6th semester/e governance/case study Integrated E-governance.docx
@@ -572,7 +572,7 @@
       <w:pPr>
         <w:pStyle w:val="Heading1"/>
       </w:pPr>
-      <w:bookmarkStart w:id="7" w:name="_Toc240752904"/>
+      <w:bookmarkStart w:id="7" w:name="_Toc240789357"/>
       <w:r>
         <w:lastRenderedPageBreak/>
         <w:t>Acknowledgement</w:t>
@@ -665,7 +665,7 @@
       <w:pPr>
         <w:pStyle w:val="Heading1"/>
       </w:pPr>
-      <w:bookmarkStart w:id="8" w:name="_Toc240752905"/>
+      <w:bookmarkStart w:id="8" w:name="_Toc240789358"/>
       <w:r>
         <w:lastRenderedPageBreak/>
         <w:t>Abstract</w:t>
@@ -783,7 +783,7 @@
             </w:rPr>
             <w:fldChar w:fldCharType="separate"/>
           </w:r>
-          <w:hyperlink w:anchor="_Toc240752904" w:history="1">
+          <w:hyperlink w:anchor="_Toc240789357" w:history="1">
             <w:r>
               <w:rPr>
                 <w:rStyle w:val="Hyperlink"/>
@@ -810,7 +810,7 @@
                 <w:noProof/>
                 <w:webHidden/>
               </w:rPr>
-              <w:instrText xml:space="preserve"> PAGEREF _Toc240752904 \h </w:instrText>
+              <w:instrText xml:space="preserve"> PAGEREF _Toc240789357 \h </w:instrText>
             </w:r>
             <w:r>
               <w:rPr>
@@ -860,7 +860,7 @@
               <w14:ligatures w14:val="standardContextual"/>
             </w:rPr>
           </w:pPr>
-          <w:hyperlink w:anchor="_Toc240752905" w:history="1">
+          <w:hyperlink w:anchor="_Toc240789358" w:history="1">
             <w:r>
               <w:rPr>
                 <w:rStyle w:val="Hyperlink"/>
@@ -887,7 +887,7 @@
                 <w:noProof/>
                 <w:webHidden/>
               </w:rPr>
-              <w:instrText xml:space="preserve"> PAGEREF _Toc240752905 \h </w:instrText>
+              <w:instrText xml:space="preserve"> PAGEREF _Toc240789358 \h </w:instrText>
             </w:r>
             <w:r>
               <w:rPr>
@@ -937,7 +937,7 @@
               <w14:ligatures w14:val="standardContextual"/>
             </w:rPr>
           </w:pPr>
-          <w:hyperlink w:anchor="_Toc240752906" w:history="1">
+          <w:hyperlink w:anchor="_Toc240789359" w:history="1">
             <w:r>
               <w:rPr>
                 <w:rStyle w:val="Hyperlink"/>
@@ -964,7 +964,7 @@
                 <w:noProof/>
                 <w:webHidden/>
               </w:rPr>
-              <w:instrText xml:space="preserve"> PAGEREF _Toc240752906 \h </w:instrText>
+              <w:instrText xml:space="preserve"> PAGEREF _Toc240789359 \h </w:instrText>
             </w:r>
             <w:r>
               <w:rPr>
@@ -1014,7 +1014,7 @@
               <w14:ligatures w14:val="standardContextual"/>
             </w:rPr>
           </w:pPr>
-          <w:hyperlink w:anchor="_Toc240752907" w:history="1">
+          <w:hyperlink w:anchor="_Toc240789360" w:history="1">
             <w:r>
               <w:rPr>
                 <w:rStyle w:val="Hyperlink"/>
@@ -1041,7 +1041,7 @@
                 <w:noProof/>
                 <w:webHidden/>
               </w:rPr>
-              <w:instrText xml:space="preserve"> PAGEREF _Toc240752907 \h </w:instrText>
+              <w:instrText xml:space="preserve"> PAGEREF _Toc240789360 \h </w:instrText>
             </w:r>
             <w:r>
               <w:rPr>
@@ -1091,7 +1091,7 @@
               <w14:ligatures w14:val="standardContextual"/>
             </w:rPr>
           </w:pPr>
-          <w:hyperlink w:anchor="_Toc240752908" w:history="1">
+          <w:hyperlink w:anchor="_Toc240789361" w:history="1">
             <w:r>
               <w:rPr>
                 <w:rStyle w:val="Hyperlink"/>
@@ -1118,7 +1118,7 @@
                 <w:noProof/>
                 <w:webHidden/>
               </w:rPr>
-              <w:instrText xml:space="preserve"> PAGEREF _Toc240752908 \h </w:instrText>
+              <w:instrText xml:space="preserve"> PAGEREF _Toc240789361 \h </w:instrText>
             </w:r>
             <w:r>
               <w:rPr>
@@ -1168,7 +1168,7 @@
               <w14:ligatures w14:val="standardContextual"/>
             </w:rPr>
           </w:pPr>
-          <w:hyperlink w:anchor="_Toc240752909" w:history="1">
+          <w:hyperlink w:anchor="_Toc240789362" w:history="1">
             <w:r>
               <w:rPr>
                 <w:rStyle w:val="Hyperlink"/>
@@ -1216,7 +1216,7 @@
                 <w:noProof/>
                 <w:webHidden/>
               </w:rPr>
-              <w:instrText xml:space="preserve"> PAGEREF _Toc240752909 \h </w:instrText>
+              <w:instrText xml:space="preserve"> PAGEREF _Toc240789362 \h </w:instrText>
             </w:r>
             <w:r>
               <w:rPr>
@@ -1266,7 +1266,7 @@
               <w14:ligatures w14:val="standardContextual"/>
             </w:rPr>
           </w:pPr>
-          <w:hyperlink w:anchor="_Toc240752910" w:history="1">
+          <w:hyperlink w:anchor="_Toc240789363" w:history="1">
             <w:r>
               <w:rPr>
                 <w:rStyle w:val="Hyperlink"/>
@@ -1314,7 +1314,7 @@
                 <w:noProof/>
                 <w:webHidden/>
               </w:rPr>
-              <w:instrText xml:space="preserve"> PAGEREF _Toc240752910 \h </w:instrText>
+              <w:instrText xml:space="preserve"> PAGEREF _Toc240789363 \h </w:instrText>
             </w:r>
             <w:r>
               <w:rPr>
@@ -1364,7 +1364,7 @@
               <w14:ligatures w14:val="standardContextual"/>
             </w:rPr>
           </w:pPr>
-          <w:hyperlink w:anchor="_Toc240752911" w:history="1">
+          <w:hyperlink w:anchor="_Toc240789364" w:history="1">
             <w:r>
               <w:rPr>
                 <w:rStyle w:val="Hyperlink"/>
@@ -1412,7 +1412,7 @@
                 <w:noProof/>
                 <w:webHidden/>
               </w:rPr>
-              <w:instrText xml:space="preserve"> PAGEREF _Toc240752911 \h </w:instrText>
+              <w:instrText xml:space="preserve"> PAGEREF _Toc240789364 \h </w:instrText>
             </w:r>
             <w:r>
               <w:rPr>
@@ -1462,7 +1462,7 @@
               <w14:ligatures w14:val="standardContextual"/>
             </w:rPr>
           </w:pPr>
-          <w:hyperlink w:anchor="_Toc240752912" w:history="1">
+          <w:hyperlink w:anchor="_Toc240789365" w:history="1">
             <w:r>
               <w:rPr>
                 <w:rStyle w:val="Hyperlink"/>
@@ -1510,7 +1510,7 @@
                 <w:noProof/>
                 <w:webHidden/>
               </w:rPr>
-              <w:instrText xml:space="preserve"> PAGEREF _Toc240752912 \h </w:instrText>
+              <w:instrText xml:space="preserve"> PAGEREF _Toc240789365 \h </w:instrText>
             </w:r>
             <w:r>
               <w:rPr>
@@ -1560,7 +1560,7 @@
               <w14:ligatures w14:val="standardContextual"/>
             </w:rPr>
           </w:pPr>
-          <w:hyperlink w:anchor="_Toc240752913" w:history="1">
+          <w:hyperlink w:anchor="_Toc240789366" w:history="1">
             <w:r>
               <w:rPr>
                 <w:rStyle w:val="Hyperlink"/>
@@ -1608,7 +1608,7 @@
                 <w:noProof/>
                 <w:webHidden/>
               </w:rPr>
-              <w:instrText xml:space="preserve"> PAGEREF _Toc240752913 \h </w:instrText>
+              <w:instrText xml:space="preserve"> PAGEREF _Toc240789366 \h </w:instrText>
             </w:r>
             <w:r>
               <w:rPr>
@@ -1658,7 +1658,7 @@
               <w14:ligatures w14:val="standardContextual"/>
             </w:rPr>
           </w:pPr>
-          <w:hyperlink w:anchor="_Toc240752914" w:history="1">
+          <w:hyperlink w:anchor="_Toc240789367" w:history="1">
             <w:r>
               <w:rPr>
                 <w:rStyle w:val="Hyperlink"/>
@@ -1706,7 +1706,7 @@
                 <w:noProof/>
                 <w:webHidden/>
               </w:rPr>
-              <w:instrText xml:space="preserve"> PAGEREF _Toc240752914 \h </w:instrText>
+              <w:instrText xml:space="preserve"> PAGEREF _Toc240789367 \h </w:instrText>
             </w:r>
             <w:r>
               <w:rPr>
@@ -1756,7 +1756,7 @@
               <w14:ligatures w14:val="standardContextual"/>
             </w:rPr>
           </w:pPr>
-          <w:hyperlink w:anchor="_Toc240752915" w:history="1">
+          <w:hyperlink w:anchor="_Toc240789368" w:history="1">
             <w:r>
               <w:rPr>
                 <w:rStyle w:val="Hyperlink"/>
@@ -1804,7 +1804,7 @@
                 <w:noProof/>
                 <w:webHidden/>
               </w:rPr>
-              <w:instrText xml:space="preserve"> PAGEREF _Toc240752915 \h </w:instrText>
+              <w:instrText xml:space="preserve"> PAGEREF _Toc240789368 \h </w:instrText>
             </w:r>
             <w:r>
               <w:rPr>
@@ -1854,7 +1854,7 @@
               <w14:ligatures w14:val="standardContextual"/>
             </w:rPr>
           </w:pPr>
-          <w:hyperlink w:anchor="_Toc240752916" w:history="1">
+          <w:hyperlink w:anchor="_Toc240789369" w:history="1">
             <w:r>
               <w:rPr>
                 <w:rStyle w:val="Hyperlink"/>
@@ -1881,7 +1881,7 @@
                 <w:noProof/>
                 <w:webHidden/>
               </w:rPr>
-              <w:instrText xml:space="preserve"> PAGEREF _Toc240752916 \h </w:instrText>
+              <w:instrText xml:space="preserve"> PAGEREF _Toc240789369 \h </w:instrText>
             </w:r>
             <w:r>
               <w:rPr>
@@ -1931,7 +1931,7 @@
               <w14:ligatures w14:val="standardContextual"/>
             </w:rPr>
           </w:pPr>
-          <w:hyperlink w:anchor="_Toc240752917" w:history="1">
+          <w:hyperlink w:anchor="_Toc240789370" w:history="1">
             <w:r>
               <w:rPr>
                 <w:rStyle w:val="Hyperlink"/>
@@ -1979,7 +1979,7 @@
                 <w:noProof/>
                 <w:webHidden/>
               </w:rPr>
-              <w:instrText xml:space="preserve"> PAGEREF _Toc240752917 \h </w:instrText>
+              <w:instrText xml:space="preserve"> PAGEREF _Toc240789370 \h </w:instrText>
             </w:r>
             <w:r>
               <w:rPr>
@@ -2029,7 +2029,7 @@
               <w14:ligatures w14:val="standardContextual"/>
             </w:rPr>
           </w:pPr>
-          <w:hyperlink w:anchor="_Toc240752918" w:history="1">
+          <w:hyperlink w:anchor="_Toc240789371" w:history="1">
             <w:r>
               <w:rPr>
                 <w:rStyle w:val="Hyperlink"/>
@@ -2077,7 +2077,7 @@
                 <w:noProof/>
                 <w:webHidden/>
               </w:rPr>
-              <w:instrText xml:space="preserve"> PAGEREF _Toc240752918 \h </w:instrText>
+              <w:instrText xml:space="preserve"> PAGEREF _Toc240789371 \h </w:instrText>
             </w:r>
             <w:r>
               <w:rPr>
@@ -2127,7 +2127,7 @@
               <w14:ligatures w14:val="standardContextual"/>
             </w:rPr>
           </w:pPr>
-          <w:hyperlink w:anchor="_Toc240752919" w:history="1">
+          <w:hyperlink w:anchor="_Toc240789372" w:history="1">
             <w:r>
               <w:rPr>
                 <w:rStyle w:val="Hyperlink"/>
@@ -2175,7 +2175,7 @@
                 <w:noProof/>
                 <w:webHidden/>
               </w:rPr>
-              <w:instrText xml:space="preserve"> PAGEREF _Toc240752919 \h </w:instrText>
+              <w:instrText xml:space="preserve"> PAGEREF _Toc240789372 \h </w:instrText>
             </w:r>
             <w:r>
               <w:rPr>
@@ -2223,7 +2223,7 @@
               <w14:ligatures w14:val="standardContextual"/>
             </w:rPr>
           </w:pPr>
-          <w:hyperlink w:anchor="_Toc240752920" w:history="1">
+          <w:hyperlink w:anchor="_Toc240789373" w:history="1">
             <w:r>
               <w:rPr>
                 <w:rStyle w:val="Hyperlink"/>
@@ -2270,7 +2270,7 @@
                 <w:noProof/>
                 <w:webHidden/>
               </w:rPr>
-              <w:instrText xml:space="preserve"> PAGEREF _Toc240752920 \h </w:instrText>
+              <w:instrText xml:space="preserve"> PAGEREF _Toc240789373 \h </w:instrText>
             </w:r>
             <w:r>
               <w:rPr>
@@ -2318,7 +2318,7 @@
               <w14:ligatures w14:val="standardContextual"/>
             </w:rPr>
           </w:pPr>
-          <w:hyperlink w:anchor="_Toc240752921" w:history="1">
+          <w:hyperlink w:anchor="_Toc240789374" w:history="1">
             <w:r>
               <w:rPr>
                 <w:rStyle w:val="Hyperlink"/>
@@ -2365,7 +2365,7 @@
                 <w:noProof/>
                 <w:webHidden/>
               </w:rPr>
-              <w:instrText xml:space="preserve"> PAGEREF _Toc240752921 \h </w:instrText>
+              <w:instrText xml:space="preserve"> PAGEREF _Toc240789374 \h </w:instrText>
             </w:r>
             <w:r>
               <w:rPr>
@@ -2415,7 +2415,7 @@
               <w14:ligatures w14:val="standardContextual"/>
             </w:rPr>
           </w:pPr>
-          <w:hyperlink w:anchor="_Toc240752922" w:history="1">
+          <w:hyperlink w:anchor="_Toc240789375" w:history="1">
             <w:r>
               <w:rPr>
                 <w:rStyle w:val="Hyperlink"/>
@@ -2463,7 +2463,7 @@
                 <w:noProof/>
                 <w:webHidden/>
               </w:rPr>
-              <w:instrText xml:space="preserve"> PAGEREF _Toc240752922 \h </w:instrText>
+              <w:instrText xml:space="preserve"> PAGEREF _Toc240789375 \h </w:instrText>
             </w:r>
             <w:r>
               <w:rPr>
@@ -2511,7 +2511,7 @@
               <w14:ligatures w14:val="standardContextual"/>
             </w:rPr>
           </w:pPr>
-          <w:hyperlink w:anchor="_Toc240752923" w:history="1">
+          <w:hyperlink w:anchor="_Toc240789376" w:history="1">
             <w:r>
               <w:rPr>
                 <w:rStyle w:val="Hyperlink"/>
@@ -2558,7 +2558,7 @@
                 <w:noProof/>
                 <w:webHidden/>
               </w:rPr>
-              <w:instrText xml:space="preserve"> PAGEREF _Toc240752923 \h </w:instrText>
+              <w:instrText xml:space="preserve"> PAGEREF _Toc240789376 \h </w:instrText>
             </w:r>
             <w:r>
               <w:rPr>
@@ -2608,7 +2608,7 @@
               <w14:ligatures w14:val="standardContextual"/>
             </w:rPr>
           </w:pPr>
-          <w:hyperlink w:anchor="_Toc240752924" w:history="1">
+          <w:hyperlink w:anchor="_Toc240789377" w:history="1">
             <w:r>
               <w:rPr>
                 <w:rStyle w:val="Hyperlink"/>
@@ -2656,7 +2656,7 @@
                 <w:noProof/>
                 <w:webHidden/>
               </w:rPr>
-              <w:instrText xml:space="preserve"> PAGEREF _Toc240752924 \h </w:instrText>
+              <w:instrText xml:space="preserve"> PAGEREF _Toc240789377 \h </w:instrText>
             </w:r>
             <w:r>
               <w:rPr>
@@ -2706,7 +2706,7 @@
               <w14:ligatures w14:val="standardContextual"/>
             </w:rPr>
           </w:pPr>
-          <w:hyperlink w:anchor="_Toc240752925" w:history="1">
+          <w:hyperlink w:anchor="_Toc240789378" w:history="1">
             <w:r>
               <w:rPr>
                 <w:rStyle w:val="Hyperlink"/>
@@ -2754,7 +2754,7 @@
                 <w:noProof/>
                 <w:webHidden/>
               </w:rPr>
-              <w:instrText xml:space="preserve"> PAGEREF _Toc240752925 \h </w:instrText>
+              <w:instrText xml:space="preserve"> PAGEREF _Toc240789378 \h </w:instrText>
             </w:r>
             <w:r>
               <w:rPr>
@@ -2804,7 +2804,7 @@
               <w14:ligatures w14:val="standardContextual"/>
             </w:rPr>
           </w:pPr>
-          <w:hyperlink w:anchor="_Toc240752926" w:history="1">
+          <w:hyperlink w:anchor="_Toc240789379" w:history="1">
             <w:r>
               <w:rPr>
                 <w:rStyle w:val="Hyperlink"/>
@@ -2852,7 +2852,7 @@
                 <w:noProof/>
                 <w:webHidden/>
               </w:rPr>
-              <w:instrText xml:space="preserve"> PAGEREF _Toc240752926 \h </w:instrText>
+              <w:instrText xml:space="preserve"> PAGEREF _Toc240789379 \h </w:instrText>
             </w:r>
             <w:r>
               <w:rPr>
@@ -2902,7 +2902,7 @@
               <w14:ligatures w14:val="standardContextual"/>
             </w:rPr>
           </w:pPr>
-          <w:hyperlink w:anchor="_Toc240752927" w:history="1">
+          <w:hyperlink w:anchor="_Toc240789380" w:history="1">
             <w:r>
               <w:rPr>
                 <w:rStyle w:val="Hyperlink"/>
@@ -2950,7 +2950,7 @@
                 <w:noProof/>
                 <w:webHidden/>
               </w:rPr>
-              <w:instrText xml:space="preserve"> PAGEREF _Toc240752927 \h </w:instrText>
+              <w:instrText xml:space="preserve"> PAGEREF _Toc240789380 \h </w:instrText>
             </w:r>
             <w:r>
               <w:rPr>
@@ -2998,7 +2998,7 @@
               <w14:ligatures w14:val="standardContextual"/>
             </w:rPr>
           </w:pPr>
-          <w:hyperlink w:anchor="_Toc240752928" w:history="1">
+          <w:hyperlink w:anchor="_Toc240789381" w:history="1">
             <w:r>
               <w:rPr>
                 <w:rStyle w:val="Hyperlink"/>
@@ -3045,7 +3045,7 @@
                 <w:noProof/>
                 <w:webHidden/>
               </w:rPr>
-              <w:instrText xml:space="preserve"> PAGEREF _Toc240752928 \h </w:instrText>
+              <w:instrText xml:space="preserve"> PAGEREF _Toc240789381 \h </w:instrText>
             </w:r>
             <w:r>
               <w:rPr>
@@ -3093,7 +3093,7 @@
               <w14:ligatures w14:val="standardContextual"/>
             </w:rPr>
           </w:pPr>
-          <w:hyperlink w:anchor="_Toc240752929" w:history="1">
+          <w:hyperlink w:anchor="_Toc240789382" w:history="1">
             <w:r>
               <w:rPr>
                 <w:rStyle w:val="Hyperlink"/>
@@ -3140,7 +3140,7 @@
                 <w:noProof/>
                 <w:webHidden/>
               </w:rPr>
-              <w:instrText xml:space="preserve"> PAGEREF _Toc240752929 \h </w:instrText>
+              <w:instrText xml:space="preserve"> PAGEREF _Toc240789382 \h </w:instrText>
             </w:r>
             <w:r>
               <w:rPr>
@@ -3188,7 +3188,7 @@
               <w14:ligatures w14:val="standardContextual"/>
             </w:rPr>
           </w:pPr>
-          <w:hyperlink w:anchor="_Toc240752930" w:history="1">
+          <w:hyperlink w:anchor="_Toc240789383" w:history="1">
             <w:r>
               <w:rPr>
                 <w:rStyle w:val="Hyperlink"/>
@@ -3235,7 +3235,7 @@
                 <w:noProof/>
                 <w:webHidden/>
               </w:rPr>
-              <w:instrText xml:space="preserve"> PAGEREF _Toc240752930 \h </w:instrText>
+              <w:instrText xml:space="preserve"> PAGEREF _Toc240789383 \h </w:instrText>
             </w:r>
             <w:r>
               <w:rPr>
@@ -3285,7 +3285,7 @@
               <w14:ligatures w14:val="standardContextual"/>
             </w:rPr>
           </w:pPr>
-          <w:hyperlink w:anchor="_Toc240752931" w:history="1">
+          <w:hyperlink w:anchor="_Toc240789384" w:history="1">
             <w:r>
               <w:rPr>
                 <w:rStyle w:val="Hyperlink"/>
@@ -3312,7 +3312,7 @@
                 <w:noProof/>
                 <w:webHidden/>
               </w:rPr>
-              <w:instrText xml:space="preserve"> PAGEREF _Toc240752931 \h </w:instrText>
+              <w:instrText xml:space="preserve"> PAGEREF _Toc240789384 \h </w:instrText>
             </w:r>
             <w:r>
               <w:rPr>
@@ -3362,7 +3362,7 @@
               <w14:ligatures w14:val="standardContextual"/>
             </w:rPr>
           </w:pPr>
-          <w:hyperlink w:anchor="_Toc240752932" w:history="1">
+          <w:hyperlink w:anchor="_Toc240789385" w:history="1">
             <w:r>
               <w:rPr>
                 <w:rStyle w:val="Hyperlink"/>
@@ -3410,7 +3410,7 @@
                 <w:noProof/>
                 <w:webHidden/>
               </w:rPr>
-              <w:instrText xml:space="preserve"> PAGEREF _Toc240752932 \h </w:instrText>
+              <w:instrText xml:space="preserve"> PAGEREF _Toc240789385 \h </w:instrText>
             </w:r>
             <w:r>
               <w:rPr>
@@ -3460,7 +3460,7 @@
               <w14:ligatures w14:val="standardContextual"/>
             </w:rPr>
           </w:pPr>
-          <w:hyperlink w:anchor="_Toc240752933" w:history="1">
+          <w:hyperlink w:anchor="_Toc240789386" w:history="1">
             <w:r>
               <w:rPr>
                 <w:rStyle w:val="Hyperlink"/>
@@ -3508,7 +3508,7 @@
                 <w:noProof/>
                 <w:webHidden/>
               </w:rPr>
-              <w:instrText xml:space="preserve"> PAGEREF _Toc240752933 \h </w:instrText>
+              <w:instrText xml:space="preserve"> PAGEREF _Toc240789386 \h </w:instrText>
             </w:r>
             <w:r>
               <w:rPr>
@@ -3556,7 +3556,7 @@
               <w14:ligatures w14:val="standardContextual"/>
             </w:rPr>
           </w:pPr>
-          <w:hyperlink w:anchor="_Toc240752934" w:history="1">
+          <w:hyperlink w:anchor="_Toc240789387" w:history="1">
             <w:r>
               <w:rPr>
                 <w:rStyle w:val="Hyperlink"/>
@@ -3603,7 +3603,7 @@
                 <w:noProof/>
                 <w:webHidden/>
               </w:rPr>
-              <w:instrText xml:space="preserve"> PAGEREF _Toc240752934 \h </w:instrText>
+              <w:instrText xml:space="preserve"> PAGEREF _Toc240789387 \h </w:instrText>
             </w:r>
             <w:r>
               <w:rPr>
@@ -3653,7 +3653,7 @@
               <w14:ligatures w14:val="standardContextual"/>
             </w:rPr>
           </w:pPr>
-          <w:hyperlink w:anchor="_Toc240752935" w:history="1">
+          <w:hyperlink w:anchor="_Toc240789388" w:history="1">
             <w:r>
               <w:rPr>
                 <w:rStyle w:val="Hyperlink"/>
@@ -3701,7 +3701,7 @@
                 <w:noProof/>
                 <w:webHidden/>
               </w:rPr>
-              <w:instrText xml:space="preserve"> PAGEREF _Toc240752935 \h </w:instrText>
+              <w:instrText xml:space="preserve"> PAGEREF _Toc240789388 \h </w:instrText>
             </w:r>
             <w:r>
               <w:rPr>
@@ -3749,7 +3749,7 @@
               <w14:ligatures w14:val="standardContextual"/>
             </w:rPr>
           </w:pPr>
-          <w:hyperlink w:anchor="_Toc240752936" w:history="1">
+          <w:hyperlink w:anchor="_Toc240789389" w:history="1">
             <w:r>
               <w:rPr>
                 <w:rStyle w:val="Hyperlink"/>
@@ -3796,7 +3796,7 @@
                 <w:noProof/>
                 <w:webHidden/>
               </w:rPr>
-              <w:instrText xml:space="preserve"> PAGEREF _Toc240752936 \h </w:instrText>
+              <w:instrText xml:space="preserve"> PAGEREF _Toc240789389 \h </w:instrText>
             </w:r>
             <w:r>
               <w:rPr>
@@ -3846,7 +3846,7 @@
               <w14:ligatures w14:val="standardContextual"/>
             </w:rPr>
           </w:pPr>
-          <w:hyperlink w:anchor="_Toc240752937" w:history="1">
+          <w:hyperlink w:anchor="_Toc240789390" w:history="1">
             <w:r>
               <w:rPr>
                 <w:rStyle w:val="Hyperlink"/>
@@ -3894,7 +3894,7 @@
                 <w:noProof/>
                 <w:webHidden/>
               </w:rPr>
-              <w:instrText xml:space="preserve"> PAGEREF _Toc240752937 \h </w:instrText>
+              <w:instrText xml:space="preserve"> PAGEREF _Toc240789390 \h </w:instrText>
             </w:r>
             <w:r>
               <w:rPr>
@@ -3944,7 +3944,7 @@
               <w14:ligatures w14:val="standardContextual"/>
             </w:rPr>
           </w:pPr>
-          <w:hyperlink w:anchor="_Toc240752938" w:history="1">
+          <w:hyperlink w:anchor="_Toc240789391" w:history="1">
             <w:r>
               <w:rPr>
                 <w:rStyle w:val="Hyperlink"/>
@@ -3992,7 +3992,7 @@
                 <w:noProof/>
                 <w:webHidden/>
               </w:rPr>
-              <w:instrText xml:space="preserve"> PAGEREF _Toc240752938 \h </w:instrText>
+              <w:instrText xml:space="preserve"> PAGEREF _Toc240789391 \h </w:instrText>
             </w:r>
             <w:r>
               <w:rPr>
@@ -4042,7 +4042,7 @@
               <w14:ligatures w14:val="standardContextual"/>
             </w:rPr>
           </w:pPr>
-          <w:hyperlink w:anchor="_Toc240752939" w:history="1">
+          <w:hyperlink w:anchor="_Toc240789392" w:history="1">
             <w:r>
               <w:rPr>
                 <w:rStyle w:val="Hyperlink"/>
@@ -4090,7 +4090,7 @@
                 <w:noProof/>
                 <w:webHidden/>
               </w:rPr>
-              <w:instrText xml:space="preserve"> PAGEREF _Toc240752939 \h </w:instrText>
+              <w:instrText xml:space="preserve"> PAGEREF _Toc240789392 \h </w:instrText>
             </w:r>
             <w:r>
               <w:rPr>
@@ -4138,7 +4138,7 @@
               <w14:ligatures w14:val="standardContextual"/>
             </w:rPr>
           </w:pPr>
-          <w:hyperlink w:anchor="_Toc240752940" w:history="1">
+          <w:hyperlink w:anchor="_Toc240789393" w:history="1">
             <w:r>
               <w:rPr>
                 <w:rStyle w:val="Hyperlink"/>
@@ -4185,7 +4185,7 @@
                 <w:noProof/>
                 <w:webHidden/>
               </w:rPr>
-              <w:instrText xml:space="preserve"> PAGEREF _Toc240752940 \h </w:instrText>
+              <w:instrText xml:space="preserve"> PAGEREF _Toc240789393 \h </w:instrText>
             </w:r>
             <w:r>
               <w:rPr>
@@ -4233,7 +4233,7 @@
               <w14:ligatures w14:val="standardContextual"/>
             </w:rPr>
           </w:pPr>
-          <w:hyperlink w:anchor="_Toc240752941" w:history="1">
+          <w:hyperlink w:anchor="_Toc240789394" w:history="1">
             <w:r>
               <w:rPr>
                 <w:rStyle w:val="Hyperlink"/>
@@ -4280,7 +4280,7 @@
                 <w:noProof/>
                 <w:webHidden/>
               </w:rPr>
-              <w:instrText xml:space="preserve"> PAGEREF _Toc240752941 \h </w:instrText>
+              <w:instrText xml:space="preserve"> PAGEREF _Toc240789394 \h </w:instrText>
             </w:r>
             <w:r>
               <w:rPr>
@@ -4328,7 +4328,7 @@
               <w14:ligatures w14:val="standardContextual"/>
             </w:rPr>
           </w:pPr>
-          <w:hyperlink w:anchor="_Toc240752942" w:history="1">
+          <w:hyperlink w:anchor="_Toc240789395" w:history="1">
             <w:r>
               <w:rPr>
                 <w:rStyle w:val="Hyperlink"/>
@@ -4375,7 +4375,7 @@
                 <w:noProof/>
                 <w:webHidden/>
               </w:rPr>
-              <w:instrText xml:space="preserve"> PAGEREF _Toc240752942 \h </w:instrText>
+              <w:instrText xml:space="preserve"> PAGEREF _Toc240789395 \h </w:instrText>
             </w:r>
             <w:r>
               <w:rPr>
@@ -4423,7 +4423,7 @@
               <w14:ligatures w14:val="standardContextual"/>
             </w:rPr>
           </w:pPr>
-          <w:hyperlink w:anchor="_Toc240752943" w:history="1">
+          <w:hyperlink w:anchor="_Toc240789396" w:history="1">
             <w:r>
               <w:rPr>
                 <w:rStyle w:val="Hyperlink"/>
@@ -4470,7 +4470,7 @@
                 <w:noProof/>
                 <w:webHidden/>
               </w:rPr>
-              <w:instrText xml:space="preserve"> PAGEREF _Toc240752943 \h </w:instrText>
+              <w:instrText xml:space="preserve"> PAGEREF _Toc240789396 \h </w:instrText>
             </w:r>
             <w:r>
               <w:rPr>
@@ -4518,7 +4518,7 @@
               <w14:ligatures w14:val="standardContextual"/>
             </w:rPr>
           </w:pPr>
-          <w:hyperlink w:anchor="_Toc240752944" w:history="1">
+          <w:hyperlink w:anchor="_Toc240789397" w:history="1">
             <w:r>
               <w:rPr>
                 <w:rStyle w:val="Hyperlink"/>
@@ -4565,7 +4565,7 @@
                 <w:noProof/>
                 <w:webHidden/>
               </w:rPr>
-              <w:instrText xml:space="preserve"> PAGEREF _Toc240752944 \h </w:instrText>
+              <w:instrText xml:space="preserve"> PAGEREF _Toc240789397 \h </w:instrText>
             </w:r>
             <w:r>
               <w:rPr>
@@ -4615,7 +4615,7 @@
               <w14:ligatures w14:val="standardContextual"/>
             </w:rPr>
           </w:pPr>
-          <w:hyperlink w:anchor="_Toc240752945" w:history="1">
+          <w:hyperlink w:anchor="_Toc240789398" w:history="1">
             <w:r>
               <w:rPr>
                 <w:rStyle w:val="Hyperlink"/>
@@ -4642,7 +4642,7 @@
                 <w:noProof/>
                 <w:webHidden/>
               </w:rPr>
-              <w:instrText xml:space="preserve"> PAGEREF _Toc240752945 \h </w:instrText>
+              <w:instrText xml:space="preserve"> PAGEREF _Toc240789398 \h </w:instrText>
             </w:r>
             <w:r>
               <w:rPr>
@@ -4692,7 +4692,7 @@
               <w14:ligatures w14:val="standardContextual"/>
             </w:rPr>
           </w:pPr>
-          <w:hyperlink w:anchor="_Toc240752946" w:history="1">
+          <w:hyperlink w:anchor="_Toc240789399" w:history="1">
             <w:r>
               <w:rPr>
                 <w:rStyle w:val="Hyperlink"/>
@@ -4719,7 +4719,7 @@
                 <w:rStyle w:val="Hyperlink"/>
                 <w:noProof/>
               </w:rPr>
-              <w:t>Appendix A: Data Sources</w:t>
+              <w:t>Appendix A: Survey Questionnaire (Suggested)</w:t>
             </w:r>
             <w:r>
               <w:rPr>
@@ -4740,7 +4740,7 @@
                 <w:noProof/>
                 <w:webHidden/>
               </w:rPr>
-              <w:instrText xml:space="preserve"> PAGEREF _Toc240752946 \h </w:instrText>
+              <w:instrText xml:space="preserve"> PAGEREF _Toc240789399 \h </w:instrText>
             </w:r>
             <w:r>
               <w:rPr>
@@ -4790,7 +4790,7 @@
               <w14:ligatures w14:val="standardContextual"/>
             </w:rPr>
           </w:pPr>
-          <w:hyperlink w:anchor="_Toc240752947" w:history="1">
+          <w:hyperlink w:anchor="_Toc240789400" w:history="1">
             <w:r>
               <w:rPr>
                 <w:rStyle w:val="Hyperlink"/>
@@ -4817,7 +4817,7 @@
                 <w:rStyle w:val="Hyperlink"/>
                 <w:noProof/>
               </w:rPr>
-              <w:t>Appendix B: Figures and Screenshots.</w:t>
+              <w:t>Appendix B: Interview Guide (Official Stakeholders)</w:t>
             </w:r>
             <w:r>
               <w:rPr>
@@ -4838,7 +4838,203 @@
                 <w:noProof/>
                 <w:webHidden/>
               </w:rPr>
-              <w:instrText xml:space="preserve"> PAGEREF _Toc240752947 \h </w:instrText>
+              <w:instrText xml:space="preserve"> PAGEREF _Toc240789400 \h </w:instrText>
+            </w:r>
+            <w:r>
+              <w:rPr>
+                <w:noProof/>
+                <w:webHidden/>
+              </w:rPr>
+            </w:r>
+            <w:r>
+              <w:rPr>
+                <w:noProof/>
+                <w:webHidden/>
+              </w:rPr>
+              <w:fldChar w:fldCharType="separate"/>
+            </w:r>
+            <w:r>
+              <w:rPr>
+                <w:noProof/>
+                <w:webHidden/>
+              </w:rPr>
+              <w:t>20</w:t>
+            </w:r>
+            <w:r>
+              <w:rPr>
+                <w:noProof/>
+                <w:webHidden/>
+              </w:rPr>
+              <w:fldChar w:fldCharType="end"/>
+            </w:r>
+          </w:hyperlink>
+        </w:p>
+        <w:p>
+          <w:pPr>
+            <w:pStyle w:val="TOC2"/>
+            <w:tabs>
+              <w:tab w:val="left" w:pos="720"/>
+              <w:tab w:val="right" w:leader="dot" w:pos="9016"/>
+            </w:tabs>
+            <w:rPr>
+              <w:rFonts w:cs="Mangal"/>
+              <w:b w:val="0"/>
+              <w:bCs w:val="0"/>
+              <w:noProof/>
+              <w:kern w:val="2"/>
+              <w:sz w:val="24"/>
+              <w:szCs w:val="21"/>
+              <w:lang w:val="en-NP" w:eastAsia="en-US" w:bidi="hi-IN"/>
+              <w14:ligatures w14:val="standardContextual"/>
+            </w:rPr>
+          </w:pPr>
+          <w:hyperlink w:anchor="_Toc240789401" w:history="1">
+            <w:r>
+              <w:rPr>
+                <w:rStyle w:val="Hyperlink"/>
+                <w:noProof/>
+              </w:rPr>
+              <w:t>3.</w:t>
+            </w:r>
+            <w:r>
+              <w:rPr>
+                <w:rFonts w:cs="Mangal"/>
+                <w:b w:val="0"/>
+                <w:bCs w:val="0"/>
+                <w:noProof/>
+                <w:kern w:val="2"/>
+                <w:sz w:val="24"/>
+                <w:szCs w:val="21"/>
+                <w:lang w:val="en-NP" w:eastAsia="en-US" w:bidi="hi-IN"/>
+                <w14:ligatures w14:val="standardContextual"/>
+              </w:rPr>
+              <w:tab/>
+            </w:r>
+            <w:r>
+              <w:rPr>
+                <w:rStyle w:val="Hyperlink"/>
+                <w:noProof/>
+              </w:rPr>
+              <w:t>Appendix C: Data Sources</w:t>
+            </w:r>
+            <w:r>
+              <w:rPr>
+                <w:noProof/>
+                <w:webHidden/>
+              </w:rPr>
+              <w:tab/>
+            </w:r>
+            <w:r>
+              <w:rPr>
+                <w:noProof/>
+                <w:webHidden/>
+              </w:rPr>
+              <w:fldChar w:fldCharType="begin"/>
+            </w:r>
+            <w:r>
+              <w:rPr>
+                <w:noProof/>
+                <w:webHidden/>
+              </w:rPr>
+              <w:instrText xml:space="preserve"> PAGEREF _Toc240789401 \h </w:instrText>
+            </w:r>
+            <w:r>
+              <w:rPr>
+                <w:noProof/>
+                <w:webHidden/>
+              </w:rPr>
+            </w:r>
+            <w:r>
+              <w:rPr>
+                <w:noProof/>
+                <w:webHidden/>
+              </w:rPr>
+              <w:fldChar w:fldCharType="separate"/>
+            </w:r>
+            <w:r>
+              <w:rPr>
+                <w:noProof/>
+                <w:webHidden/>
+              </w:rPr>
+              <w:t>20</w:t>
+            </w:r>
+            <w:r>
+              <w:rPr>
+                <w:noProof/>
+                <w:webHidden/>
+              </w:rPr>
+              <w:fldChar w:fldCharType="end"/>
+            </w:r>
+          </w:hyperlink>
+        </w:p>
+        <w:p>
+          <w:pPr>
+            <w:pStyle w:val="TOC2"/>
+            <w:tabs>
+              <w:tab w:val="left" w:pos="720"/>
+              <w:tab w:val="right" w:leader="dot" w:pos="9016"/>
+            </w:tabs>
+            <w:rPr>
+              <w:rFonts w:cs="Mangal"/>
+              <w:b w:val="0"/>
+              <w:bCs w:val="0"/>
+              <w:noProof/>
+              <w:kern w:val="2"/>
+              <w:sz w:val="24"/>
+              <w:szCs w:val="21"/>
+              <w:lang w:val="en-NP" w:eastAsia="en-US" w:bidi="hi-IN"/>
+              <w14:ligatures w14:val="standardContextual"/>
+            </w:rPr>
+          </w:pPr>
+          <w:hyperlink w:anchor="_Toc240789402" w:history="1">
+            <w:r>
+              <w:rPr>
+                <w:rStyle w:val="Hyperlink"/>
+                <w:noProof/>
+              </w:rPr>
+              <w:t>4.</w:t>
+            </w:r>
+            <w:r>
+              <w:rPr>
+                <w:rFonts w:cs="Mangal"/>
+                <w:b w:val="0"/>
+                <w:bCs w:val="0"/>
+                <w:noProof/>
+                <w:kern w:val="2"/>
+                <w:sz w:val="24"/>
+                <w:szCs w:val="21"/>
+                <w:lang w:val="en-NP" w:eastAsia="en-US" w:bidi="hi-IN"/>
+                <w14:ligatures w14:val="standardContextual"/>
+              </w:rPr>
+              <w:tab/>
+            </w:r>
+            <w:r>
+              <w:rPr>
+                <w:rStyle w:val="Hyperlink"/>
+                <w:noProof/>
+              </w:rPr>
+              <w:t>Appendix D: Figures and Screenshots.</w:t>
+            </w:r>
+            <w:r>
+              <w:rPr>
+                <w:noProof/>
+                <w:webHidden/>
+              </w:rPr>
+              <w:tab/>
+            </w:r>
+            <w:r>
+              <w:rPr>
+                <w:noProof/>
+                <w:webHidden/>
+              </w:rPr>
+              <w:fldChar w:fldCharType="begin"/>
+            </w:r>
+            <w:r>
+              <w:rPr>
+                <w:noProof/>
+                <w:webHidden/>
+              </w:rPr>
+              <w:instrText xml:space="preserve"> PAGEREF _Toc240789402 \h </w:instrText>
             </w:r>
             <w:r>
               <w:rPr>
@@ -4888,7 +5084,7 @@
               <w14:ligatures w14:val="standardContextual"/>
             </w:rPr>
           </w:pPr>
-          <w:hyperlink w:anchor="_Toc240752948" w:history="1">
+          <w:hyperlink w:anchor="_Toc240789403" w:history="1">
             <w:r>
               <w:rPr>
                 <w:rStyle w:val="Hyperlink"/>
@@ -4915,7 +5111,7 @@
                 <w:noProof/>
                 <w:webHidden/>
               </w:rPr>
-              <w:instrText xml:space="preserve"> PAGEREF _Toc240752948 \h </w:instrText>
+              <w:instrText xml:space="preserve"> PAGEREF _Toc240789403 \h </w:instrText>
             </w:r>
             <w:r>
               <w:rPr>
@@ -4935,7 +5131,7 @@
                 <w:noProof/>
                 <w:webHidden/>
               </w:rPr>
-              <w:t>22</w:t>
+              <w:t>23</w:t>
             </w:r>
             <w:r>
               <w:rPr>
@@ -4978,7 +5174,7 @@
       <w:pPr>
         <w:pStyle w:val="Heading1"/>
       </w:pPr>
-      <w:bookmarkStart w:id="9" w:name="_Toc240752906"/>
+      <w:bookmarkStart w:id="9" w:name="_Toc240789359"/>
       <w:r>
         <w:lastRenderedPageBreak/>
         <w:t>List of Figures</w:t>
@@ -5353,7 +5549,7 @@
       <w:pPr>
         <w:pStyle w:val="Heading1"/>
       </w:pPr>
-      <w:bookmarkStart w:id="10" w:name="_Toc240752907"/>
+      <w:bookmarkStart w:id="10" w:name="_Toc240789360"/>
       <w:r>
         <w:lastRenderedPageBreak/>
         <w:t>List of Tables</w:t>
@@ -5573,7 +5769,7 @@
       <w:pPr>
         <w:pStyle w:val="Heading1"/>
       </w:pPr>
-      <w:bookmarkStart w:id="13" w:name="_Toc240752908"/>
+      <w:bookmarkStart w:id="13" w:name="_Toc240789361"/>
       <w:r>
         <w:lastRenderedPageBreak/>
         <w:t>Chapter 1: Introduction</w:t>
@@ -5584,7 +5780,7 @@
       <w:pPr>
         <w:pStyle w:val="Heading2"/>
       </w:pPr>
-      <w:bookmarkStart w:id="14" w:name="_Toc240752909"/>
+      <w:bookmarkStart w:id="14" w:name="_Toc240789362"/>
       <w:r>
         <w:t>Background of the Study</w:t>
       </w:r>
@@ -5607,7 +5803,7 @@
       <w:pPr>
         <w:pStyle w:val="Heading2"/>
       </w:pPr>
-      <w:bookmarkStart w:id="17" w:name="_Toc240752910"/>
+      <w:bookmarkStart w:id="17" w:name="_Toc240789363"/>
       <w:r>
         <w:t>E-Governance in Nepal</w:t>
       </w:r>
@@ -5637,7 +5833,7 @@
         <w:pStyle w:val="Heading2"/>
       </w:pPr>
       <w:bookmarkStart w:id="18" w:name="problem-statement"/>
-      <w:bookmarkStart w:id="19" w:name="_Toc240752911"/>
+      <w:bookmarkStart w:id="19" w:name="_Toc240789364"/>
       <w:bookmarkEnd w:id="16"/>
       <w:r>
         <w:t>Problem Statement</w:t>
@@ -5664,7 +5860,7 @@
         <w:pStyle w:val="Heading2"/>
       </w:pPr>
       <w:bookmarkStart w:id="20" w:name="objectives-of-the-study"/>
-      <w:bookmarkStart w:id="21" w:name="_Toc240752912"/>
+      <w:bookmarkStart w:id="21" w:name="_Toc240789365"/>
       <w:bookmarkEnd w:id="18"/>
       <w:r>
         <w:t>Objectives of the Study</w:t>
@@ -5712,7 +5908,7 @@
         <w:pStyle w:val="Heading2"/>
       </w:pPr>
       <w:bookmarkStart w:id="22" w:name="research-questions"/>
-      <w:bookmarkStart w:id="23" w:name="_Toc240752913"/>
+      <w:bookmarkStart w:id="23" w:name="_Toc240789366"/>
       <w:bookmarkEnd w:id="20"/>
       <w:r>
         <w:t>Research Questions</w:t>
@@ -5754,7 +5950,7 @@
         <w:pStyle w:val="Heading2"/>
       </w:pPr>
       <w:bookmarkStart w:id="24" w:name="scope-of-the-study"/>
-      <w:bookmarkStart w:id="25" w:name="_Toc240752914"/>
+      <w:bookmarkStart w:id="25" w:name="_Toc240789367"/>
       <w:bookmarkEnd w:id="22"/>
       <w:r>
         <w:t>Scope of the Study</w:t>
@@ -5775,7 +5971,7 @@
         <w:pStyle w:val="Heading2"/>
       </w:pPr>
       <w:bookmarkStart w:id="26" w:name="methodology"/>
-      <w:bookmarkStart w:id="27" w:name="_Toc240752915"/>
+      <w:bookmarkStart w:id="27" w:name="_Toc240789368"/>
       <w:bookmarkEnd w:id="24"/>
       <w:r>
         <w:t>Methodology</w:t>
@@ -5807,7 +6003,7 @@
       <w:pPr>
         <w:pStyle w:val="Heading1"/>
       </w:pPr>
-      <w:bookmarkStart w:id="29" w:name="_Toc240752916"/>
+      <w:bookmarkStart w:id="29" w:name="_Toc240789369"/>
       <w:r>
         <w:lastRenderedPageBreak/>
         <w:t>Chapter 2: Case Study Overview</w:t>
@@ -5823,7 +6019,7 @@
         </w:numPr>
       </w:pPr>
       <w:bookmarkStart w:id="30" w:name="key-issues-and-goals"/>
-      <w:bookmarkStart w:id="31" w:name="_Toc240752917"/>
+      <w:bookmarkStart w:id="31" w:name="_Toc240789370"/>
       <w:r>
         <w:t>Key Issues and Goals</w:t>
       </w:r>
@@ -5872,7 +6068,7 @@
         <w:pStyle w:val="Heading2"/>
       </w:pPr>
       <w:bookmarkStart w:id="32" w:name="case-resolution-approaches-considered"/>
-      <w:bookmarkStart w:id="33" w:name="_Toc240752918"/>
+      <w:bookmarkStart w:id="33" w:name="_Toc240789371"/>
       <w:bookmarkEnd w:id="30"/>
       <w:r>
         <w:t>Case Resolution (Approaches Considered)</w:t>
@@ -5976,7 +6172,7 @@
         <w:pStyle w:val="Heading2"/>
       </w:pPr>
       <w:bookmarkStart w:id="34" w:name="analysis-of-case-positives-and-negatives"/>
-      <w:bookmarkStart w:id="35" w:name="_Toc240752919"/>
+      <w:bookmarkStart w:id="35" w:name="_Toc240789372"/>
       <w:bookmarkEnd w:id="32"/>
       <w:r>
         <w:t>Analysis of Case (Positives and Negatives)</w:t>
@@ -5988,7 +6184,7 @@
         <w:pStyle w:val="Heading3"/>
       </w:pPr>
       <w:bookmarkStart w:id="36" w:name="positives-advantages-of-integration"/>
-      <w:bookmarkStart w:id="37" w:name="_Toc240752920"/>
+      <w:bookmarkStart w:id="37" w:name="_Toc240789373"/>
       <w:r>
         <w:t>Positives (Advantages of Integration)</w:t>
       </w:r>
@@ -6028,7 +6224,7 @@
         <w:pStyle w:val="Heading3"/>
       </w:pPr>
       <w:bookmarkStart w:id="38" w:name="negatives-limitations-and-risks"/>
-      <w:bookmarkStart w:id="39" w:name="_Toc240752921"/>
+      <w:bookmarkStart w:id="39" w:name="_Toc240789374"/>
       <w:bookmarkEnd w:id="36"/>
       <w:r>
         <w:t>Negatives (Limitations and Risks)</w:t>
@@ -6070,7 +6266,7 @@
         <w:pStyle w:val="Heading2"/>
       </w:pPr>
       <w:bookmarkStart w:id="40" w:name="decision-criteria-and-assumptions"/>
-      <w:bookmarkStart w:id="41" w:name="_Toc240752922"/>
+      <w:bookmarkStart w:id="41" w:name="_Toc240789375"/>
       <w:bookmarkEnd w:id="34"/>
       <w:bookmarkEnd w:id="38"/>
       <w:r>
@@ -6088,7 +6284,7 @@
       <w:pPr>
         <w:pStyle w:val="Heading3"/>
       </w:pPr>
-      <w:bookmarkStart w:id="42" w:name="_Toc240752923"/>
+      <w:bookmarkStart w:id="42" w:name="_Toc240789376"/>
       <w:r>
         <w:t>Key assumptions included:</w:t>
       </w:r>
@@ -6124,7 +6320,7 @@
         <w:pStyle w:val="Heading2"/>
       </w:pPr>
       <w:bookmarkStart w:id="43" w:name="data-analysis"/>
-      <w:bookmarkStart w:id="44" w:name="_Toc240752924"/>
+      <w:bookmarkStart w:id="44" w:name="_Toc240789377"/>
       <w:bookmarkEnd w:id="40"/>
       <w:r>
         <w:t>Data Analysis</w:t>
@@ -6598,7 +6794,7 @@
         <w:pStyle w:val="Heading2"/>
       </w:pPr>
       <w:bookmarkStart w:id="47" w:name="preferred-alternative-justification"/>
-      <w:bookmarkStart w:id="48" w:name="_Toc240752925"/>
+      <w:bookmarkStart w:id="48" w:name="_Toc240789378"/>
       <w:bookmarkEnd w:id="43"/>
       <w:r>
         <w:lastRenderedPageBreak/>
@@ -6641,7 +6837,7 @@
         <w:pStyle w:val="Heading2"/>
       </w:pPr>
       <w:bookmarkStart w:id="49" w:name="predicted-outcome"/>
-      <w:bookmarkStart w:id="50" w:name="_Toc240752926"/>
+      <w:bookmarkStart w:id="50" w:name="_Toc240789379"/>
       <w:bookmarkEnd w:id="47"/>
       <w:r>
         <w:t>Predicted Outcome</w:t>
@@ -6684,7 +6880,7 @@
         <w:pStyle w:val="Heading2"/>
       </w:pPr>
       <w:bookmarkStart w:id="51" w:name="implementation-plan-timeline"/>
-      <w:bookmarkStart w:id="52" w:name="_Toc240752927"/>
+      <w:bookmarkStart w:id="52" w:name="_Toc240789380"/>
       <w:bookmarkEnd w:id="49"/>
       <w:r>
         <w:t>Implementation Plan / Timeline</w:t>
@@ -6700,7 +6896,7 @@
       <w:pPr>
         <w:pStyle w:val="Heading3"/>
       </w:pPr>
-      <w:bookmarkStart w:id="53" w:name="_Toc240752928"/>
+      <w:bookmarkStart w:id="53" w:name="_Toc240789381"/>
       <w:r>
         <w:t>Short-Term (0–1 year):</w:t>
       </w:r>
@@ -6725,7 +6921,7 @@
       <w:pPr>
         <w:pStyle w:val="Heading3"/>
       </w:pPr>
-      <w:bookmarkStart w:id="54" w:name="_Toc240752929"/>
+      <w:bookmarkStart w:id="54" w:name="_Toc240789382"/>
       <w:r>
         <w:t>Medium-Term (1–3 years):</w:t>
       </w:r>
@@ -6755,7 +6951,7 @@
       <w:pPr>
         <w:pStyle w:val="Heading3"/>
       </w:pPr>
-      <w:bookmarkStart w:id="55" w:name="_Toc240752930"/>
+      <w:bookmarkStart w:id="55" w:name="_Toc240789383"/>
       <w:r>
         <w:t>Long-Term (3–5 years):</w:t>
       </w:r>
@@ -6798,7 +6994,7 @@
       <w:pPr>
         <w:pStyle w:val="Heading1"/>
       </w:pPr>
-      <w:bookmarkStart w:id="57" w:name="_Toc240752931"/>
+      <w:bookmarkStart w:id="57" w:name="_Toc240789384"/>
       <w:r>
         <w:lastRenderedPageBreak/>
         <w:t>Chapter 3: Result Analysis</w:t>
@@ -6814,7 +7010,7 @@
         </w:numPr>
       </w:pPr>
       <w:bookmarkStart w:id="58" w:name="major-findings"/>
-      <w:bookmarkStart w:id="59" w:name="_Toc240752932"/>
+      <w:bookmarkStart w:id="59" w:name="_Toc240789385"/>
       <w:r>
         <w:t>Major Findings</w:t>
       </w:r>
@@ -6860,7 +7056,7 @@
         <w:pStyle w:val="Heading2"/>
       </w:pPr>
       <w:bookmarkStart w:id="60" w:name="critical-analysis"/>
-      <w:bookmarkStart w:id="61" w:name="_Toc240752933"/>
+      <w:bookmarkStart w:id="61" w:name="_Toc240789386"/>
       <w:bookmarkEnd w:id="58"/>
       <w:r>
         <w:t>Critical Analysis</w:t>
@@ -6871,7 +7067,7 @@
       <w:pPr>
         <w:pStyle w:val="Heading3"/>
       </w:pPr>
-      <w:bookmarkStart w:id="62" w:name="_Toc240752934"/>
+      <w:bookmarkStart w:id="62" w:name="_Toc240789387"/>
       <w:r>
         <w:lastRenderedPageBreak/>
         <w:t>Analyzing these findings reveals several insights:</w:t>
@@ -6913,7 +7109,7 @@
         <w:pStyle w:val="Heading2"/>
       </w:pPr>
       <w:bookmarkStart w:id="63" w:name="challenges-and-limitations"/>
-      <w:bookmarkStart w:id="64" w:name="_Toc240752935"/>
+      <w:bookmarkStart w:id="64" w:name="_Toc240789388"/>
       <w:bookmarkEnd w:id="60"/>
       <w:r>
         <w:t>Challenges and Limitations</w:t>
@@ -6924,7 +7120,7 @@
       <w:pPr>
         <w:pStyle w:val="Heading3"/>
       </w:pPr>
-      <w:bookmarkStart w:id="65" w:name="_Toc240752936"/>
+      <w:bookmarkStart w:id="65" w:name="_Toc240789389"/>
       <w:r>
         <w:lastRenderedPageBreak/>
         <w:t>Several challenges constrain Nepal’s integrated e-governance:</w:t>
@@ -6971,7 +7167,7 @@
         <w:pStyle w:val="Heading2"/>
       </w:pPr>
       <w:bookmarkStart w:id="66" w:name="discussion"/>
-      <w:bookmarkStart w:id="67" w:name="_Toc240752937"/>
+      <w:bookmarkStart w:id="67" w:name="_Toc240789390"/>
       <w:bookmarkEnd w:id="63"/>
       <w:r>
         <w:t>Discussion</w:t>
@@ -7004,7 +7200,7 @@
         <w:pStyle w:val="Heading2"/>
       </w:pPr>
       <w:bookmarkStart w:id="68" w:name="conclusion"/>
-      <w:bookmarkStart w:id="69" w:name="_Toc240752938"/>
+      <w:bookmarkStart w:id="69" w:name="_Toc240789391"/>
       <w:bookmarkEnd w:id="66"/>
       <w:r>
         <w:t>Conclusion</w:t>
@@ -7021,7 +7217,7 @@
         <w:pStyle w:val="Heading2"/>
       </w:pPr>
       <w:bookmarkStart w:id="70" w:name="recommendations-and-future-scope"/>
-      <w:bookmarkStart w:id="71" w:name="_Toc240752939"/>
+      <w:bookmarkStart w:id="71" w:name="_Toc240789392"/>
       <w:bookmarkEnd w:id="68"/>
       <w:r>
         <w:t>Recommendations and Future Scope</w:t>
@@ -7037,7 +7233,7 @@
       <w:pPr>
         <w:pStyle w:val="Heading3"/>
       </w:pPr>
-      <w:bookmarkStart w:id="72" w:name="_Toc240752940"/>
+      <w:bookmarkStart w:id="72" w:name="_Toc240789393"/>
       <w:r>
         <w:t>Technical:</w:t>
       </w:r>
@@ -7068,7 +7264,7 @@
       <w:pPr>
         <w:pStyle w:val="Heading3"/>
       </w:pPr>
-      <w:bookmarkStart w:id="73" w:name="_Toc240752941"/>
+      <w:bookmarkStart w:id="73" w:name="_Toc240789394"/>
       <w:r>
         <w:t>Institutional:</w:t>
       </w:r>
@@ -7093,7 +7289,7 @@
       <w:pPr>
         <w:pStyle w:val="Heading3"/>
       </w:pPr>
-      <w:bookmarkStart w:id="74" w:name="_Toc240752942"/>
+      <w:bookmarkStart w:id="74" w:name="_Toc240789395"/>
       <w:r>
         <w:t>Policy:</w:t>
       </w:r>
@@ -7118,7 +7314,7 @@
       <w:pPr>
         <w:pStyle w:val="Heading3"/>
       </w:pPr>
-      <w:bookmarkStart w:id="75" w:name="_Toc240752943"/>
+      <w:bookmarkStart w:id="75" w:name="_Toc240789396"/>
       <w:r>
         <w:lastRenderedPageBreak/>
         <w:t>Roadmap:</w:t>
@@ -7134,7 +7330,7 @@
       <w:pPr>
         <w:pStyle w:val="Heading3"/>
       </w:pPr>
-      <w:bookmarkStart w:id="76" w:name="_Toc240752944"/>
+      <w:bookmarkStart w:id="76" w:name="_Toc240789397"/>
       <w:r>
         <w:t>Tables and</w:t>
       </w:r>
@@ -7872,7 +8068,7 @@
       <w:pPr>
         <w:pStyle w:val="Heading1"/>
       </w:pPr>
-      <w:bookmarkStart w:id="84" w:name="_Toc240752945"/>
+      <w:bookmarkStart w:id="84" w:name="_Toc240789398"/>
       <w:r>
         <w:lastRenderedPageBreak/>
         <w:t>Appendices</w:t>
@@ -7887,17 +8083,95 @@
           <w:numId w:val="47"/>
         </w:numPr>
       </w:pPr>
-      <w:bookmarkStart w:id="85" w:name="_Toc240752946"/>
+      <w:bookmarkStart w:id="85" w:name="_Toc240789399"/>
+      <w:r>
+        <w:t>Appendix A: Survey Questionnaire (Suggested)</w:t>
+      </w:r>
+      <w:bookmarkEnd w:id="85"/>
+    </w:p>
+    <w:p>
+      <w:r>
+        <w:t>Do you use the Nagarik App for government services? (Y/N) If yes, which services?</w:t>
+      </w:r>
+    </w:p>
+    <w:p>
+      <w:r>
+        <w:t>How often do you use the app? (Daily/Weekly/Monthly)</w:t>
+      </w:r>
+    </w:p>
+    <w:p>
+      <w:r>
+        <w:t>How satisfied are you with the app’s performance? (1–5 scale)</w:t>
+      </w:r>
+    </w:p>
+    <w:p>
+      <w:r>
+        <w:t>Have you experienced any technical issues (e.g. login problems, slow response)? Please describe.</w:t>
+      </w:r>
+    </w:p>
+    <w:p>
+      <w:r>
+        <w:t>Which improvements would you like to see? (Open-ended)</w:t>
+      </w:r>
+    </w:p>
+    <w:p>
+      <w:pPr>
+        <w:pStyle w:val="Heading2"/>
+        <w:numPr>
+          <w:ilvl w:val="0"/>
+          <w:numId w:val="47"/>
+        </w:numPr>
+      </w:pPr>
+      <w:bookmarkStart w:id="86" w:name="_Toc240789400"/>
+      <w:r>
+        <w:t>Appendix B: Interview Guide (Official Stakeholders)</w:t>
+      </w:r>
+      <w:bookmarkEnd w:id="86"/>
+    </w:p>
+    <w:p>
+      <w:r>
+        <w:t>How is interoperability achieved between your department’s database and the Nagarik App?</w:t>
+      </w:r>
+    </w:p>
+    <w:p>
+      <w:r>
+        <w:t>What challenges have you faced integrating your services into the app?</w:t>
+      </w:r>
+    </w:p>
+    <w:p>
+      <w:r>
+        <w:t>How is citizen data privacy ensured when using the Nagarik platform?</w:t>
+      </w:r>
+    </w:p>
+    <w:p>
+      <w:r>
+        <w:t>What are the plans for adding new services or improving the platform?</w:t>
+      </w:r>
+    </w:p>
+    <w:p>
+      <w:r>
+        <w:t>How do you measure success of e-governance initiatives?</w:t>
+      </w:r>
+    </w:p>
+    <w:p>
+      <w:pPr>
+        <w:pStyle w:val="Heading2"/>
+        <w:numPr>
+          <w:ilvl w:val="0"/>
+          <w:numId w:val="47"/>
+        </w:numPr>
+      </w:pPr>
+      <w:bookmarkStart w:id="87" w:name="_Toc240789401"/>
       <w:r>
         <w:t xml:space="preserve">Appendix </w:t>
       </w:r>
       <w:r>
-        <w:t>A</w:t>
+        <w:t>C</w:t>
       </w:r>
       <w:r>
         <w:t>: Data Sources</w:t>
       </w:r>
-      <w:bookmarkEnd w:id="85"/>
+      <w:bookmarkEnd w:id="87"/>
     </w:p>
     <w:p>
       <w:r>
@@ -7936,12 +8210,12 @@
       <w:pPr>
         <w:pStyle w:val="Heading2"/>
       </w:pPr>
-      <w:bookmarkStart w:id="86" w:name="_Toc240752947"/>
+      <w:bookmarkStart w:id="88" w:name="_Toc240789402"/>
       <w:r>
         <w:t xml:space="preserve">Appendix </w:t>
       </w:r>
       <w:r>
-        <w:t>B</w:t>
+        <w:t>D</w:t>
       </w:r>
       <w:r>
         <w:t>: Figures and Screenshots</w:t>
@@ -7949,7 +8223,7 @@
       <w:r>
         <w:t>.</w:t>
       </w:r>
-      <w:bookmarkEnd w:id="86"/>
+      <w:bookmarkEnd w:id="88"/>
     </w:p>
     <w:p>
       <w:pPr>
@@ -7965,6 +8239,7 @@
         <w:rPr>
           <w:noProof/>
         </w:rPr>
+        <w:lastRenderedPageBreak/>
         <w:drawing>
           <wp:inline distT="0" distB="0" distL="0" distR="0" wp14:anchorId="461662BF" wp14:editId="63D7048A">
             <wp:extent cx="1789890" cy="3771292"/>
@@ -8016,7 +8291,7 @@
           <w:lang w:val="en-US"/>
         </w:rPr>
       </w:pPr>
-      <w:bookmarkStart w:id="87" w:name="_Toc240752950"/>
+      <w:bookmarkStart w:id="89" w:name="_Toc240752950"/>
       <w:r>
         <w:t>Figure D.</w:t>
       </w:r>
@@ -8040,7 +8315,7 @@
         </w:rPr>
         <w:t>Screenshot of Nagarik App home screen (showing integrated services list).</w:t>
       </w:r>
-      <w:bookmarkEnd w:id="87"/>
+      <w:bookmarkEnd w:id="89"/>
     </w:p>
     <w:p>
       <w:pPr>
@@ -8055,7 +8330,6 @@
         <w:jc w:val="center"/>
       </w:pPr>
       <w:r>
-        <w:lastRenderedPageBreak/>
         <w:t xml:space="preserve"> </w:t>
       </w:r>
       <w:r>
@@ -8113,7 +8387,7 @@
           <w:lang w:val="en-US"/>
         </w:rPr>
       </w:pPr>
-      <w:bookmarkStart w:id="88" w:name="_Toc240752951"/>
+      <w:bookmarkStart w:id="90" w:name="_Toc240752951"/>
       <w:r>
         <w:t>Figure D.</w:t>
       </w:r>
@@ -8137,7 +8411,7 @@
         </w:rPr>
         <w:t>Sample login screen demonstrating multi-factor authentication.</w:t>
       </w:r>
-      <w:bookmarkEnd w:id="88"/>
+      <w:bookmarkEnd w:id="90"/>
     </w:p>
     <w:p>
       <w:pPr>
@@ -8196,7 +8470,7 @@
         <w:pStyle w:val="Caption"/>
         <w:jc w:val="center"/>
       </w:pPr>
-      <w:bookmarkStart w:id="89" w:name="_Toc240752952"/>
+      <w:bookmarkStart w:id="91" w:name="_Toc240752952"/>
       <w:r>
         <w:t>Figure D.</w:t>
       </w:r>
@@ -8220,7 +8494,7 @@
         </w:rPr>
         <w:t>Excerpt from Nepal Digital Transformation Project document (schematic of data exchange layer).</w:t>
       </w:r>
-      <w:bookmarkEnd w:id="89"/>
+      <w:bookmarkEnd w:id="91"/>
       <w:r>
         <w:t xml:space="preserve"> </w:t>
       </w:r>
@@ -8244,12 +8518,12 @@
       <w:pPr>
         <w:pStyle w:val="Heading1"/>
       </w:pPr>
-      <w:bookmarkStart w:id="90" w:name="_Toc240752948"/>
+      <w:bookmarkStart w:id="92" w:name="_Toc240789403"/>
       <w:r>
         <w:lastRenderedPageBreak/>
         <w:t>References</w:t>
       </w:r>
-      <w:bookmarkEnd w:id="90"/>
+      <w:bookmarkEnd w:id="92"/>
     </w:p>
     <w:p>
       <w:pPr>
